--- a/tests/corpus/word-rules/E-smallcaps-12.docx
+++ b/tests/corpus/word-rules/E-smallcaps-12.docx
@@ -905,6 +905,461 @@
       <w:r>
         <w:rPr>
           <w:rFonts w:ascii="Carlito" w:hAnsi="Carlito" w:eastAsia="Carlito" w:cs="Carlito"/>
+          <w:smallCaps/>
+          <w:sz w:val="144"/>
+          <w:szCs w:val="144"/>
+        </w:rPr>
+        <w:t xml:space="preserve">Hamburg</w:t>
+      </w:r>
+    </w:p>
+    <w:p>
+      <w:r>
+        <w:rPr>
+          <w:rFonts w:ascii="Noto Sans" w:hAnsi="Noto Sans" w:eastAsia="Noto Sans" w:cs="Noto Sans"/>
+          <w:sz w:val="20"/>
+          <w:szCs w:val="20"/>
+        </w:rPr>
+        <w:t xml:space="preserve">Noto Sans 9 pt, small caps:</w:t>
+      </w:r>
+      <w:r>
+        <w:br/>
+      </w:r>
+      <w:r>
+        <w:rPr>
+          <w:rFonts w:ascii="Noto Sans" w:hAnsi="Noto Sans" w:eastAsia="Noto Sans" w:cs="Noto Sans"/>
+          <w:smallCaps/>
+          <w:sz w:val="18"/>
+          <w:szCs w:val="18"/>
+        </w:rPr>
+        <w:t xml:space="preserve">hamburg</w:t>
+      </w:r>
+    </w:p>
+    <w:p>
+      <w:r>
+        <w:rPr>
+          <w:rFonts w:ascii="Noto Sans" w:hAnsi="Noto Sans" w:eastAsia="Noto Sans" w:cs="Noto Sans"/>
+          <w:sz w:val="20"/>
+          <w:szCs w:val="20"/>
+        </w:rPr>
+        <w:t xml:space="preserve">Noto Sans 9 pt, capitals:</w:t>
+      </w:r>
+      <w:r>
+        <w:br/>
+      </w:r>
+      <w:r>
+        <w:rPr>
+          <w:rFonts w:ascii="Noto Sans" w:hAnsi="Noto Sans" w:eastAsia="Noto Sans" w:cs="Noto Sans"/>
+          <w:sz w:val="18"/>
+          <w:szCs w:val="18"/>
+        </w:rPr>
+        <w:t xml:space="preserve">HAMBURG</w:t>
+      </w:r>
+    </w:p>
+    <w:p>
+      <w:r>
+        <w:rPr>
+          <w:rFonts w:ascii="Noto Sans" w:hAnsi="Noto Sans" w:eastAsia="Noto Sans" w:cs="Noto Sans"/>
+          <w:sz w:val="20"/>
+          <w:szCs w:val="20"/>
+        </w:rPr>
+        <w:t xml:space="preserve">Noto Sans 9 pt, mixed small caps:</w:t>
+      </w:r>
+      <w:r>
+        <w:br/>
+      </w:r>
+      <w:r>
+        <w:rPr>
+          <w:rFonts w:ascii="Noto Sans" w:hAnsi="Noto Sans" w:eastAsia="Noto Sans" w:cs="Noto Sans"/>
+          <w:smallCaps/>
+          <w:sz w:val="18"/>
+          <w:szCs w:val="18"/>
+        </w:rPr>
+        <w:t xml:space="preserve">Hamburg</w:t>
+      </w:r>
+    </w:p>
+    <w:p>
+      <w:r>
+        <w:rPr>
+          <w:rFonts w:ascii="Noto Sans" w:hAnsi="Noto Sans" w:eastAsia="Noto Sans" w:cs="Noto Sans"/>
+          <w:sz w:val="20"/>
+          <w:szCs w:val="20"/>
+        </w:rPr>
+        <w:t xml:space="preserve">Noto Sans 10.5 pt, small caps:</w:t>
+      </w:r>
+      <w:r>
+        <w:br/>
+      </w:r>
+      <w:r>
+        <w:rPr>
+          <w:rFonts w:ascii="Noto Sans" w:hAnsi="Noto Sans" w:eastAsia="Noto Sans" w:cs="Noto Sans"/>
+          <w:smallCaps/>
+          <w:sz w:val="21"/>
+          <w:szCs w:val="21"/>
+        </w:rPr>
+        <w:t xml:space="preserve">hamburg</w:t>
+      </w:r>
+    </w:p>
+    <w:p>
+      <w:r>
+        <w:rPr>
+          <w:rFonts w:ascii="Noto Sans" w:hAnsi="Noto Sans" w:eastAsia="Noto Sans" w:cs="Noto Sans"/>
+          <w:sz w:val="20"/>
+          <w:szCs w:val="20"/>
+        </w:rPr>
+        <w:t xml:space="preserve">Noto Sans 10.5 pt, capitals:</w:t>
+      </w:r>
+      <w:r>
+        <w:br/>
+      </w:r>
+      <w:r>
+        <w:rPr>
+          <w:rFonts w:ascii="Noto Sans" w:hAnsi="Noto Sans" w:eastAsia="Noto Sans" w:cs="Noto Sans"/>
+          <w:sz w:val="21"/>
+          <w:szCs w:val="21"/>
+        </w:rPr>
+        <w:t xml:space="preserve">HAMBURG</w:t>
+      </w:r>
+    </w:p>
+    <w:p>
+      <w:r>
+        <w:rPr>
+          <w:rFonts w:ascii="Noto Sans" w:hAnsi="Noto Sans" w:eastAsia="Noto Sans" w:cs="Noto Sans"/>
+          <w:sz w:val="20"/>
+          <w:szCs w:val="20"/>
+        </w:rPr>
+        <w:t xml:space="preserve">Noto Sans 10.5 pt, mixed small caps:</w:t>
+      </w:r>
+      <w:r>
+        <w:br/>
+      </w:r>
+      <w:r>
+        <w:rPr>
+          <w:rFonts w:ascii="Noto Sans" w:hAnsi="Noto Sans" w:eastAsia="Noto Sans" w:cs="Noto Sans"/>
+          <w:smallCaps/>
+          <w:sz w:val="21"/>
+          <w:szCs w:val="21"/>
+        </w:rPr>
+        <w:t xml:space="preserve">Hamburg</w:t>
+      </w:r>
+    </w:p>
+    <w:p>
+      <w:r>
+        <w:rPr>
+          <w:rFonts w:ascii="Noto Sans" w:hAnsi="Noto Sans" w:eastAsia="Noto Sans" w:cs="Noto Sans"/>
+          <w:sz w:val="20"/>
+          <w:szCs w:val="20"/>
+        </w:rPr>
+        <w:t xml:space="preserve">Noto Sans 11 pt, small caps:</w:t>
+      </w:r>
+      <w:r>
+        <w:br/>
+      </w:r>
+      <w:r>
+        <w:rPr>
+          <w:rFonts w:ascii="Noto Sans" w:hAnsi="Noto Sans" w:eastAsia="Noto Sans" w:cs="Noto Sans"/>
+          <w:smallCaps/>
+          <w:sz w:val="22"/>
+          <w:szCs w:val="22"/>
+        </w:rPr>
+        <w:t xml:space="preserve">hamburg</w:t>
+      </w:r>
+    </w:p>
+    <w:p>
+      <w:r>
+        <w:rPr>
+          <w:rFonts w:ascii="Noto Sans" w:hAnsi="Noto Sans" w:eastAsia="Noto Sans" w:cs="Noto Sans"/>
+          <w:sz w:val="20"/>
+          <w:szCs w:val="20"/>
+        </w:rPr>
+        <w:t xml:space="preserve">Noto Sans 11 pt, capitals:</w:t>
+      </w:r>
+      <w:r>
+        <w:br/>
+      </w:r>
+      <w:r>
+        <w:rPr>
+          <w:rFonts w:ascii="Noto Sans" w:hAnsi="Noto Sans" w:eastAsia="Noto Sans" w:cs="Noto Sans"/>
+          <w:sz w:val="22"/>
+          <w:szCs w:val="22"/>
+        </w:rPr>
+        <w:t xml:space="preserve">HAMBURG</w:t>
+      </w:r>
+    </w:p>
+    <w:p>
+      <w:r>
+        <w:rPr>
+          <w:rFonts w:ascii="Noto Sans" w:hAnsi="Noto Sans" w:eastAsia="Noto Sans" w:cs="Noto Sans"/>
+          <w:sz w:val="20"/>
+          <w:szCs w:val="20"/>
+        </w:rPr>
+        <w:t xml:space="preserve">Noto Sans 11 pt, mixed small caps:</w:t>
+      </w:r>
+      <w:r>
+        <w:br/>
+      </w:r>
+      <w:r>
+        <w:rPr>
+          <w:rFonts w:ascii="Noto Sans" w:hAnsi="Noto Sans" w:eastAsia="Noto Sans" w:cs="Noto Sans"/>
+          <w:smallCaps/>
+          <w:sz w:val="22"/>
+          <w:szCs w:val="22"/>
+        </w:rPr>
+        <w:t xml:space="preserve">Hamburg</w:t>
+      </w:r>
+    </w:p>
+    <w:p>
+      <w:r>
+        <w:rPr>
+          <w:rFonts w:ascii="Noto Sans" w:hAnsi="Noto Sans" w:eastAsia="Noto Sans" w:cs="Noto Sans"/>
+          <w:sz w:val="20"/>
+          <w:szCs w:val="20"/>
+        </w:rPr>
+        <w:t xml:space="preserve">Noto Sans 13 pt, small caps:</w:t>
+      </w:r>
+      <w:r>
+        <w:br/>
+      </w:r>
+      <w:r>
+        <w:rPr>
+          <w:rFonts w:ascii="Noto Sans" w:hAnsi="Noto Sans" w:eastAsia="Noto Sans" w:cs="Noto Sans"/>
+          <w:smallCaps/>
+          <w:sz w:val="26"/>
+          <w:szCs w:val="26"/>
+        </w:rPr>
+        <w:t xml:space="preserve">hamburg</w:t>
+      </w:r>
+    </w:p>
+    <w:p>
+      <w:r>
+        <w:rPr>
+          <w:rFonts w:ascii="Noto Sans" w:hAnsi="Noto Sans" w:eastAsia="Noto Sans" w:cs="Noto Sans"/>
+          <w:sz w:val="20"/>
+          <w:szCs w:val="20"/>
+        </w:rPr>
+        <w:t xml:space="preserve">Noto Sans 13 pt, capitals:</w:t>
+      </w:r>
+      <w:r>
+        <w:br/>
+      </w:r>
+      <w:r>
+        <w:rPr>
+          <w:rFonts w:ascii="Noto Sans" w:hAnsi="Noto Sans" w:eastAsia="Noto Sans" w:cs="Noto Sans"/>
+          <w:sz w:val="26"/>
+          <w:szCs w:val="26"/>
+        </w:rPr>
+        <w:t xml:space="preserve">HAMBURG</w:t>
+      </w:r>
+    </w:p>
+    <w:p>
+      <w:r>
+        <w:rPr>
+          <w:rFonts w:ascii="Noto Sans" w:hAnsi="Noto Sans" w:eastAsia="Noto Sans" w:cs="Noto Sans"/>
+          <w:sz w:val="20"/>
+          <w:szCs w:val="20"/>
+        </w:rPr>
+        <w:t xml:space="preserve">Noto Sans 13 pt, mixed small caps:</w:t>
+      </w:r>
+      <w:r>
+        <w:br/>
+      </w:r>
+      <w:r>
+        <w:rPr>
+          <w:rFonts w:ascii="Noto Sans" w:hAnsi="Noto Sans" w:eastAsia="Noto Sans" w:cs="Noto Sans"/>
+          <w:smallCaps/>
+          <w:sz w:val="26"/>
+          <w:szCs w:val="26"/>
+        </w:rPr>
+        <w:t xml:space="preserve">Hamburg</w:t>
+      </w:r>
+    </w:p>
+    <w:p>
+      <w:r>
+        <w:rPr>
+          <w:rFonts w:ascii="Noto Sans" w:hAnsi="Noto Sans" w:eastAsia="Noto Sans" w:cs="Noto Sans"/>
+          <w:sz w:val="20"/>
+          <w:szCs w:val="20"/>
+        </w:rPr>
+        <w:t xml:space="preserve">Noto Sans 21 pt, small caps:</w:t>
+      </w:r>
+      <w:r>
+        <w:br/>
+      </w:r>
+      <w:r>
+        <w:rPr>
+          <w:rFonts w:ascii="Noto Sans" w:hAnsi="Noto Sans" w:eastAsia="Noto Sans" w:cs="Noto Sans"/>
+          <w:smallCaps/>
+          <w:sz w:val="42"/>
+          <w:szCs w:val="42"/>
+        </w:rPr>
+        <w:t xml:space="preserve">hamburg</w:t>
+      </w:r>
+    </w:p>
+    <w:p>
+      <w:r>
+        <w:rPr>
+          <w:rFonts w:ascii="Noto Sans" w:hAnsi="Noto Sans" w:eastAsia="Noto Sans" w:cs="Noto Sans"/>
+          <w:sz w:val="20"/>
+          <w:szCs w:val="20"/>
+        </w:rPr>
+        <w:t xml:space="preserve">Noto Sans 21 pt, capitals:</w:t>
+      </w:r>
+      <w:r>
+        <w:br/>
+      </w:r>
+      <w:r>
+        <w:rPr>
+          <w:rFonts w:ascii="Noto Sans" w:hAnsi="Noto Sans" w:eastAsia="Noto Sans" w:cs="Noto Sans"/>
+          <w:sz w:val="42"/>
+          <w:szCs w:val="42"/>
+        </w:rPr>
+        <w:t xml:space="preserve">HAMBURG</w:t>
+      </w:r>
+    </w:p>
+    <w:p>
+      <w:r>
+        <w:rPr>
+          <w:rFonts w:ascii="Noto Sans" w:hAnsi="Noto Sans" w:eastAsia="Noto Sans" w:cs="Noto Sans"/>
+          <w:sz w:val="20"/>
+          <w:szCs w:val="20"/>
+        </w:rPr>
+        <w:t xml:space="preserve">Noto Sans 21 pt, mixed small caps:</w:t>
+      </w:r>
+      <w:r>
+        <w:br/>
+      </w:r>
+      <w:r>
+        <w:rPr>
+          <w:rFonts w:ascii="Noto Sans" w:hAnsi="Noto Sans" w:eastAsia="Noto Sans" w:cs="Noto Sans"/>
+          <w:smallCaps/>
+          <w:sz w:val="42"/>
+          <w:szCs w:val="42"/>
+        </w:rPr>
+        <w:t xml:space="preserve">Hamburg</w:t>
+      </w:r>
+    </w:p>
+    <w:p>
+      <w:r>
+        <w:rPr>
+          <w:rFonts w:ascii="Noto Sans" w:hAnsi="Noto Sans" w:eastAsia="Noto Sans" w:cs="Noto Sans"/>
+          <w:sz w:val="20"/>
+          <w:szCs w:val="20"/>
+        </w:rPr>
+        <w:t xml:space="preserve">Noto Sans 40 pt, small caps:</w:t>
+      </w:r>
+      <w:r>
+        <w:br/>
+      </w:r>
+      <w:r>
+        <w:rPr>
+          <w:rFonts w:ascii="Noto Sans" w:hAnsi="Noto Sans" w:eastAsia="Noto Sans" w:cs="Noto Sans"/>
+          <w:smallCaps/>
+          <w:sz w:val="80"/>
+          <w:szCs w:val="80"/>
+        </w:rPr>
+        <w:t xml:space="preserve">hamburg</w:t>
+      </w:r>
+    </w:p>
+    <w:p>
+      <w:r>
+        <w:rPr>
+          <w:rFonts w:ascii="Noto Sans" w:hAnsi="Noto Sans" w:eastAsia="Noto Sans" w:cs="Noto Sans"/>
+          <w:sz w:val="20"/>
+          <w:szCs w:val="20"/>
+        </w:rPr>
+        <w:t xml:space="preserve">Noto Sans 40 pt, capitals:</w:t>
+      </w:r>
+      <w:r>
+        <w:br/>
+      </w:r>
+      <w:r>
+        <w:rPr>
+          <w:rFonts w:ascii="Noto Sans" w:hAnsi="Noto Sans" w:eastAsia="Noto Sans" w:cs="Noto Sans"/>
+          <w:sz w:val="80"/>
+          <w:szCs w:val="80"/>
+        </w:rPr>
+        <w:t xml:space="preserve">HAMBURG</w:t>
+      </w:r>
+    </w:p>
+    <w:p>
+      <w:r>
+        <w:rPr>
+          <w:rFonts w:ascii="Noto Sans" w:hAnsi="Noto Sans" w:eastAsia="Noto Sans" w:cs="Noto Sans"/>
+          <w:sz w:val="20"/>
+          <w:szCs w:val="20"/>
+        </w:rPr>
+        <w:t xml:space="preserve">Noto Sans 40 pt, mixed small caps:</w:t>
+      </w:r>
+      <w:r>
+        <w:br/>
+      </w:r>
+      <w:r>
+        <w:rPr>
+          <w:rFonts w:ascii="Noto Sans" w:hAnsi="Noto Sans" w:eastAsia="Noto Sans" w:cs="Noto Sans"/>
+          <w:smallCaps/>
+          <w:sz w:val="80"/>
+          <w:szCs w:val="80"/>
+        </w:rPr>
+        <w:t xml:space="preserve">Hamburg</w:t>
+      </w:r>
+    </w:p>
+    <w:p>
+      <w:r>
+        <w:rPr>
+          <w:rFonts w:ascii="Noto Sans" w:hAnsi="Noto Sans" w:eastAsia="Noto Sans" w:cs="Noto Sans"/>
+          <w:sz w:val="20"/>
+          <w:szCs w:val="20"/>
+        </w:rPr>
+        <w:t xml:space="preserve">Noto Sans 72 pt, small caps:</w:t>
+      </w:r>
+      <w:r>
+        <w:br/>
+      </w:r>
+      <w:r>
+        <w:rPr>
+          <w:rFonts w:ascii="Noto Sans" w:hAnsi="Noto Sans" w:eastAsia="Noto Sans" w:cs="Noto Sans"/>
+          <w:smallCaps/>
+          <w:sz w:val="144"/>
+          <w:szCs w:val="144"/>
+        </w:rPr>
+        <w:t xml:space="preserve">hamburg</w:t>
+      </w:r>
+    </w:p>
+    <w:p>
+      <w:r>
+        <w:rPr>
+          <w:rFonts w:ascii="Noto Sans" w:hAnsi="Noto Sans" w:eastAsia="Noto Sans" w:cs="Noto Sans"/>
+          <w:sz w:val="20"/>
+          <w:szCs w:val="20"/>
+        </w:rPr>
+        <w:t xml:space="preserve">Noto Sans 72 pt, capitals:</w:t>
+      </w:r>
+      <w:r>
+        <w:br/>
+      </w:r>
+      <w:r>
+        <w:rPr>
+          <w:rFonts w:ascii="Noto Sans" w:hAnsi="Noto Sans" w:eastAsia="Noto Sans" w:cs="Noto Sans"/>
+          <w:sz w:val="144"/>
+          <w:szCs w:val="144"/>
+        </w:rPr>
+        <w:t xml:space="preserve">HAMBURG</w:t>
+      </w:r>
+    </w:p>
+    <w:p>
+      <w:r>
+        <w:rPr>
+          <w:rFonts w:ascii="Noto Sans" w:hAnsi="Noto Sans" w:eastAsia="Noto Sans" w:cs="Noto Sans"/>
+          <w:sz w:val="20"/>
+          <w:szCs w:val="20"/>
+        </w:rPr>
+        <w:t xml:space="preserve">Noto Sans 72 pt, mixed small caps:</w:t>
+      </w:r>
+      <w:r>
+        <w:br/>
+      </w:r>
+      <w:r>
+        <w:rPr>
+          <w:rFonts w:ascii="Noto Sans" w:hAnsi="Noto Sans" w:eastAsia="Noto Sans" w:cs="Noto Sans"/>
           <w:smallCaps/>
           <w:sz w:val="144"/>
           <w:szCs w:val="144"/>
